--- a/printables/lessons/L01-观潮-背诵默写10分钟.docx
+++ b/printables/lessons/L01-观潮-背诵默写10分钟.docx
@@ -4,7 +4,7 @@
   <w:body>
     <w:p>
       <w:pPr>
-        <w:spacing w:before="0" w:after="20" w:line="252" w:lineRule="auto"/>
+        <w:spacing w:before="0" w:after="20" w:line="288" w:lineRule="auto"/>
         <w:jc w:val="center"/>
       </w:pPr>
       <w:r>
@@ -19,7 +19,7 @@
     </w:p>
     <w:p>
       <w:pPr>
-        <w:spacing w:before="0" w:after="20" w:line="252" w:lineRule="auto"/>
+        <w:spacing w:before="0" w:after="20" w:line="288" w:lineRule="auto"/>
         <w:jc w:val="center"/>
       </w:pPr>
       <w:r>
@@ -34,7 +34,7 @@
     </w:p>
     <w:p>
       <w:pPr>
-        <w:spacing w:before="0" w:after="120" w:line="252" w:lineRule="auto"/>
+        <w:spacing w:before="0" w:after="120" w:line="288" w:lineRule="auto"/>
         <w:jc w:val="center"/>
       </w:pPr>
       <w:r>
@@ -49,21 +49,21 @@
     </w:p>
     <w:p>
       <w:pPr>
-        <w:spacing w:before="100" w:after="60" w:line="252" w:lineRule="auto"/>
+        <w:spacing w:before="160" w:after="160" w:line="288" w:lineRule="auto"/>
       </w:pPr>
       <w:r>
         <w:rPr>
           <w:rFonts w:ascii="宋体" w:hAnsi="宋体" w:eastAsia="宋体"/>
           <w:b/>
           <w:color w:val="E85D04"/>
-          <w:sz w:val="22"/>
+          <w:sz w:val="24"/>
         </w:rPr>
         <w:t>一、根据课文填空（不看书）</w:t>
       </w:r>
     </w:p>
     <w:p>
       <w:pPr>
-        <w:spacing w:before="0" w:after="120" w:line="252" w:lineRule="auto"/>
+        <w:spacing w:before="0" w:after="120" w:line="288" w:lineRule="auto"/>
       </w:pPr>
       <w:r>
         <w:rPr>
@@ -77,7 +77,7 @@
     </w:p>
     <w:p>
       <w:pPr>
-        <w:spacing w:before="0" w:after="120" w:line="252" w:lineRule="auto"/>
+        <w:spacing w:before="0" w:after="120" w:line="288" w:lineRule="auto"/>
       </w:pPr>
       <w:r>
         <w:rPr>
@@ -91,7 +91,7 @@
     </w:p>
     <w:p>
       <w:pPr>
-        <w:spacing w:before="0" w:after="120" w:line="252" w:lineRule="auto"/>
+        <w:spacing w:before="0" w:after="120" w:line="288" w:lineRule="auto"/>
       </w:pPr>
       <w:r>
         <w:rPr>
@@ -105,91 +105,91 @@
     </w:p>
     <w:p>
       <w:pPr>
-        <w:spacing w:before="0" w:after="100" w:line="252" w:lineRule="auto"/>
+        <w:spacing w:before="0" w:after="200" w:line="288" w:lineRule="auto"/>
       </w:pPr>
       <w:r>
         <w:rPr>
           <w:rFonts w:ascii="宋体" w:hAnsi="宋体" w:eastAsia="宋体"/>
           <w:b w:val="0"/>
           <w:color w:val="1C1917"/>
-          <w:sz w:val="24"/>
+          <w:sz w:val="28"/>
         </w:rPr>
-        <w:t>____________________________________________________________</w:t>
+        <w:t>＿＿＿＿＿＿＿＿＿＿＿＿＿＿＿＿＿＿＿＿＿＿＿＿＿＿＿＿＿＿</w:t>
       </w:r>
     </w:p>
     <w:p>
       <w:pPr>
-        <w:spacing w:before="100" w:after="60" w:line="252" w:lineRule="auto"/>
+        <w:spacing w:before="160" w:after="160" w:line="288" w:lineRule="auto"/>
       </w:pPr>
       <w:r>
         <w:rPr>
           <w:rFonts w:ascii="宋体" w:hAnsi="宋体" w:eastAsia="宋体"/>
           <w:b/>
           <w:color w:val="E85D04"/>
-          <w:sz w:val="22"/>
+          <w:sz w:val="24"/>
         </w:rPr>
         <w:t>二、再整段默写（可先写关键词）</w:t>
       </w:r>
     </w:p>
     <w:p>
       <w:pPr>
-        <w:spacing w:before="0" w:after="100" w:line="252" w:lineRule="auto"/>
+        <w:spacing w:before="0" w:after="200" w:line="288" w:lineRule="auto"/>
       </w:pPr>
       <w:r>
         <w:rPr>
           <w:rFonts w:ascii="宋体" w:hAnsi="宋体" w:eastAsia="宋体"/>
           <w:b w:val="0"/>
           <w:color w:val="1C1917"/>
-          <w:sz w:val="24"/>
+          <w:sz w:val="28"/>
         </w:rPr>
-        <w:t>____________________________________________________________</w:t>
+        <w:t>＿＿＿＿＿＿＿＿＿＿＿＿＿＿＿＿＿＿＿＿＿＿＿＿＿＿＿＿＿＿</w:t>
       </w:r>
     </w:p>
     <w:p>
       <w:pPr>
-        <w:spacing w:before="0" w:after="100" w:line="252" w:lineRule="auto"/>
+        <w:spacing w:before="0" w:after="200" w:line="288" w:lineRule="auto"/>
       </w:pPr>
       <w:r>
         <w:rPr>
           <w:rFonts w:ascii="宋体" w:hAnsi="宋体" w:eastAsia="宋体"/>
           <w:b w:val="0"/>
           <w:color w:val="1C1917"/>
-          <w:sz w:val="24"/>
+          <w:sz w:val="28"/>
         </w:rPr>
-        <w:t>____________________________________________________________</w:t>
+        <w:t>＿＿＿＿＿＿＿＿＿＿＿＿＿＿＿＿＿＿＿＿＿＿＿＿＿＿＿＿＿＿</w:t>
       </w:r>
     </w:p>
     <w:p>
       <w:pPr>
-        <w:spacing w:before="0" w:after="100" w:line="252" w:lineRule="auto"/>
+        <w:spacing w:before="0" w:after="200" w:line="288" w:lineRule="auto"/>
       </w:pPr>
       <w:r>
         <w:rPr>
           <w:rFonts w:ascii="宋体" w:hAnsi="宋体" w:eastAsia="宋体"/>
           <w:b w:val="0"/>
           <w:color w:val="1C1917"/>
-          <w:sz w:val="24"/>
+          <w:sz w:val="28"/>
         </w:rPr>
-        <w:t>____________________________________________________________</w:t>
+        <w:t>＿＿＿＿＿＿＿＿＿＿＿＿＿＿＿＿＿＿＿＿＿＿＿＿＿＿＿＿＿＿</w:t>
       </w:r>
     </w:p>
     <w:p>
       <w:pPr>
-        <w:spacing w:before="0" w:after="100" w:line="252" w:lineRule="auto"/>
+        <w:spacing w:before="0" w:after="200" w:line="288" w:lineRule="auto"/>
       </w:pPr>
       <w:r>
         <w:rPr>
           <w:rFonts w:ascii="宋体" w:hAnsi="宋体" w:eastAsia="宋体"/>
           <w:b w:val="0"/>
           <w:color w:val="1C1917"/>
-          <w:sz w:val="24"/>
+          <w:sz w:val="28"/>
         </w:rPr>
-        <w:t>____________________________________________________________</w:t>
+        <w:t>＿＿＿＿＿＿＿＿＿＿＿＿＿＿＿＿＿＿＿＿＿＿＿＿＿＿＿＿＿＿</w:t>
       </w:r>
     </w:p>
     <w:p>
       <w:pPr>
-        <w:spacing w:before="120" w:after="40" w:line="252" w:lineRule="auto"/>
+        <w:spacing w:before="120" w:after="60" w:line="288" w:lineRule="auto"/>
       </w:pPr>
       <w:r>
         <w:rPr>
@@ -203,7 +203,7 @@
     </w:p>
     <w:p>
       <w:pPr>
-        <w:spacing w:before="0" w:after="40" w:line="252" w:lineRule="auto"/>
+        <w:spacing w:before="0" w:after="60" w:line="288" w:lineRule="auto"/>
         <w:jc w:val="center"/>
       </w:pPr>
       <w:r>
@@ -218,7 +218,7 @@
     </w:p>
     <w:sectPr>
       <w:pgSz w:w="11906" w:h="16838"/>
-      <w:pgMar w:top="567" w:right="680" w:bottom="567" w:left="680" w:header="720" w:footer="720" w:gutter="0"/>
+      <w:pgMar w:top="850" w:right="1020" w:bottom="850" w:left="1020" w:header="720" w:footer="720" w:gutter="0"/>
       <w:cols w:space="720"/>
       <w:docGrid w:linePitch="360"/>
     </w:sectPr>
@@ -591,7 +591,7 @@
     <w:rsid w:val="00FC693F"/>
     <w:rPr>
       <w:rFonts w:ascii="宋体" w:hAnsi="宋体" w:eastAsia="宋体"/>
-      <w:sz w:val="21"/>
+      <w:sz w:val="24"/>
     </w:rPr>
   </w:style>
   <w:style w:type="paragraph" w:styleId="Header">

--- a/printables/lessons/L01-观潮-背诵默写10分钟.docx
+++ b/printables/lessons/L01-观潮-背诵默写10分钟.docx
@@ -29,7 +29,7 @@
           <w:color w:val="E85D04"/>
           <w:sz w:val="28"/>
         </w:rPr>
-        <w:t>第1课《观潮》· 课文默写（约10分钟）</w:t>
+        <w:t>第1课《观潮》· 课文默写（约10–15分钟）</w:t>
       </w:r>
     </w:p>
     <w:p>
@@ -58,12 +58,12 @@
           <w:color w:val="E85D04"/>
           <w:sz w:val="24"/>
         </w:rPr>
-        <w:t>一、根据课文填空（不看书）</w:t>
+        <w:t>一、根据课文填空（不看书 · 约10分钟）</w:t>
       </w:r>
     </w:p>
     <w:p>
       <w:pPr>
-        <w:spacing w:before="0" w:after="120" w:line="288" w:lineRule="auto"/>
+        <w:spacing w:before="0" w:after="100" w:line="288" w:lineRule="auto"/>
       </w:pPr>
       <w:r>
         <w:rPr>
@@ -77,7 +77,7 @@
     </w:p>
     <w:p>
       <w:pPr>
-        <w:spacing w:before="0" w:after="120" w:line="288" w:lineRule="auto"/>
+        <w:spacing w:before="0" w:after="100" w:line="288" w:lineRule="auto"/>
       </w:pPr>
       <w:r>
         <w:rPr>
@@ -91,7 +91,7 @@
     </w:p>
     <w:p>
       <w:pPr>
-        <w:spacing w:before="0" w:after="120" w:line="288" w:lineRule="auto"/>
+        <w:spacing w:before="0" w:after="100" w:line="288" w:lineRule="auto"/>
       </w:pPr>
       <w:r>
         <w:rPr>
@@ -119,72 +119,16 @@
     </w:p>
     <w:p>
       <w:pPr>
-        <w:spacing w:before="160" w:after="160" w:line="288" w:lineRule="auto"/>
-      </w:pPr>
-      <w:r>
-        <w:rPr>
-          <w:rFonts w:ascii="宋体" w:hAnsi="宋体" w:eastAsia="宋体"/>
-          <w:b/>
-          <w:color w:val="E85D04"/>
-          <w:sz w:val="24"/>
-        </w:rPr>
-        <w:t>二、再整段默写（可先写关键词）</w:t>
-      </w:r>
-    </w:p>
-    <w:p>
-      <w:pPr>
-        <w:spacing w:before="0" w:after="200" w:line="288" w:lineRule="auto"/>
+        <w:spacing w:before="0" w:after="80" w:line="288" w:lineRule="auto"/>
       </w:pPr>
       <w:r>
         <w:rPr>
           <w:rFonts w:ascii="宋体" w:hAnsi="宋体" w:eastAsia="宋体"/>
           <w:b w:val="0"/>
-          <w:color w:val="1C1917"/>
-          <w:sz w:val="28"/>
+          <w:color w:val="C2410C"/>
+          <w:sz w:val="20"/>
         </w:rPr>
-        <w:t>＿＿＿＿＿＿＿＿＿＿＿＿＿＿＿＿＿＿＿＿＿＿＿＿＿＿＿＿＿＿</w:t>
-      </w:r>
-    </w:p>
-    <w:p>
-      <w:pPr>
-        <w:spacing w:before="0" w:after="200" w:line="288" w:lineRule="auto"/>
-      </w:pPr>
-      <w:r>
-        <w:rPr>
-          <w:rFonts w:ascii="宋体" w:hAnsi="宋体" w:eastAsia="宋体"/>
-          <w:b w:val="0"/>
-          <w:color w:val="1C1917"/>
-          <w:sz w:val="28"/>
-        </w:rPr>
-        <w:t>＿＿＿＿＿＿＿＿＿＿＿＿＿＿＿＿＿＿＿＿＿＿＿＿＿＿＿＿＿＿</w:t>
-      </w:r>
-    </w:p>
-    <w:p>
-      <w:pPr>
-        <w:spacing w:before="0" w:after="200" w:line="288" w:lineRule="auto"/>
-      </w:pPr>
-      <w:r>
-        <w:rPr>
-          <w:rFonts w:ascii="宋体" w:hAnsi="宋体" w:eastAsia="宋体"/>
-          <w:b w:val="0"/>
-          <w:color w:val="1C1917"/>
-          <w:sz w:val="28"/>
-        </w:rPr>
-        <w:t>＿＿＿＿＿＿＿＿＿＿＿＿＿＿＿＿＿＿＿＿＿＿＿＿＿＿＿＿＿＿</w:t>
-      </w:r>
-    </w:p>
-    <w:p>
-      <w:pPr>
-        <w:spacing w:before="0" w:after="200" w:line="288" w:lineRule="auto"/>
-      </w:pPr>
-      <w:r>
-        <w:rPr>
-          <w:rFonts w:ascii="宋体" w:hAnsi="宋体" w:eastAsia="宋体"/>
-          <w:b w:val="0"/>
-          <w:color w:val="1C1917"/>
-          <w:sz w:val="28"/>
-        </w:rPr>
-        <w:t>＿＿＿＿＿＿＿＿＿＿＿＿＿＿＿＿＿＿＿＿＿＿＿＿＿＿＿＿＿＿</w:t>
+        <w:t>（整段默写改日再练，今日只做填空即可）</w:t>
       </w:r>
     </w:p>
     <w:p>
